--- a/kalkulator-nk38/przyklady/Oferta_ul_Sloneczna_3_Wroclaw_NK37.docx
+++ b/kalkulator-nk38/przyklady/Oferta_ul_Sloneczna_3_Wroclaw_NK37.docx
@@ -12,7 +12,7 @@
           <w:szCs w:val="16"/>
           <w:rFonts w:ascii="Verdana" w:cs="Verdana" w:eastAsia="Verdana" w:hAnsi="Verdana"/>
         </w:rPr>
-        <w:t xml:space="preserve">Kraków, dnia 21.10.2026r.</w:t>
+        <w:t xml:space="preserve">Kraków, dnia 22.10.2026r.</w:t>
       </w:r>
     </w:p>
     <w:p>

--- a/kalkulator-nk38/przyklady/Oferta_ul_Sloneczna_3_Wroclaw_NK37.docx
+++ b/kalkulator-nk38/przyklady/Oferta_ul_Sloneczna_3_Wroclaw_NK37.docx
@@ -12,7 +12,7 @@
           <w:szCs w:val="16"/>
           <w:rFonts w:ascii="Verdana" w:cs="Verdana" w:eastAsia="Verdana" w:hAnsi="Verdana"/>
         </w:rPr>
-        <w:t xml:space="preserve">Kraków, dnia 22.10.2026r.</w:t>
+        <w:t xml:space="preserve">Kraków, dnia 23.10.2026r.</w:t>
       </w:r>
     </w:p>
     <w:p>

--- a/kalkulator-nk38/przyklady/Oferta_ul_Sloneczna_3_Wroclaw_NK37.docx
+++ b/kalkulator-nk38/przyklady/Oferta_ul_Sloneczna_3_Wroclaw_NK37.docx
@@ -12,7 +12,7 @@
           <w:szCs w:val="16"/>
           <w:rFonts w:ascii="Verdana" w:cs="Verdana" w:eastAsia="Verdana" w:hAnsi="Verdana"/>
         </w:rPr>
-        <w:t xml:space="preserve">Kraków, dnia 23.10.2026r.</w:t>
+        <w:t xml:space="preserve">Kraków, dnia 27.10.2026r.</w:t>
       </w:r>
     </w:p>
     <w:p>

--- a/kalkulator-nk38/przyklady/Oferta_ul_Sloneczna_3_Wroclaw_NK37.docx
+++ b/kalkulator-nk38/przyklady/Oferta_ul_Sloneczna_3_Wroclaw_NK37.docx
@@ -1026,7 +1026,7 @@
           <w:szCs w:val="16"/>
           <w:rFonts w:ascii="Verdana" w:cs="Verdana" w:eastAsia="Verdana" w:hAnsi="Verdana"/>
         </w:rPr>
-        <w:t xml:space="preserve">662.500,00 zł</w:t>
+        <w:t xml:space="preserve">664.300,00 zł</w:t>
       </w:r>
     </w:p>
     <w:p>
@@ -1076,7 +1076,7 @@
           <w:szCs w:val="16"/>
           <w:rFonts w:ascii="Verdana" w:cs="Verdana" w:eastAsia="Verdana" w:hAnsi="Verdana"/>
         </w:rPr>
-        <w:t xml:space="preserve">38.500,00 zł</w:t>
+        <w:t xml:space="preserve">38.600,00 zł</w:t>
       </w:r>
     </w:p>
     <w:p>

--- a/kalkulator-nk38/przyklady/Oferta_ul_Sloneczna_3_Wroclaw_NK37.docx
+++ b/kalkulator-nk38/przyklady/Oferta_ul_Sloneczna_3_Wroclaw_NK37.docx
@@ -12,7 +12,7 @@
           <w:szCs w:val="16"/>
           <w:rFonts w:ascii="Verdana" w:cs="Verdana" w:eastAsia="Verdana" w:hAnsi="Verdana"/>
         </w:rPr>
-        <w:t xml:space="preserve">Kraków, dnia 27.10.2026r.</w:t>
+        <w:t xml:space="preserve">Kraków, dnia 30.10.2026r.</w:t>
       </w:r>
     </w:p>
     <w:p>
@@ -412,35 +412,35 @@
           <w:szCs w:val="16"/>
           <w:rFonts w:ascii="Verdana" w:cs="Verdana" w:eastAsia="Verdana" w:hAnsi="Verdana"/>
         </w:rPr>
-        <w:t xml:space="preserve"> wysokość H</w:t>
-      </w:r>
-      <w:r>
-        <w:rPr>
-          <w:b/>
-          <w:bCs/>
-          <w:sz w:val="16"/>
-          <w:szCs w:val="16"/>
-          <w:rFonts w:ascii="Verdana" w:cs="Verdana" w:eastAsia="Verdana" w:hAnsi="Verdana"/>
-        </w:rPr>
-        <w:t xml:space="preserve">1-185,</w:t>
-      </w:r>
-      <w:r>
-        <w:rPr>
-          <w:sz w:val="16"/>
-          <w:szCs w:val="16"/>
-          <w:rFonts w:ascii="Verdana" w:cs="Verdana" w:eastAsia="Verdana" w:hAnsi="Verdana"/>
-        </w:rPr>
-        <w:t xml:space="preserve"> H</w:t>
-      </w:r>
-      <w:r>
-        <w:rPr>
-          <w:b/>
-          <w:bCs/>
-          <w:sz w:val="16"/>
-          <w:szCs w:val="16"/>
-          <w:rFonts w:ascii="Verdana" w:cs="Verdana" w:eastAsia="Verdana" w:hAnsi="Verdana"/>
-        </w:rPr>
-        <w:t xml:space="preserve">2-190</w:t>
+        <w:t xml:space="preserve"> wysokość H1-</w:t>
+      </w:r>
+      <w:r>
+        <w:rPr>
+          <w:b/>
+          <w:bCs/>
+          <w:sz w:val="16"/>
+          <w:szCs w:val="16"/>
+          <w:rFonts w:ascii="Verdana" w:cs="Verdana" w:eastAsia="Verdana" w:hAnsi="Verdana"/>
+        </w:rPr>
+        <w:t xml:space="preserve">185,</w:t>
+      </w:r>
+      <w:r>
+        <w:rPr>
+          <w:sz w:val="16"/>
+          <w:szCs w:val="16"/>
+          <w:rFonts w:ascii="Verdana" w:cs="Verdana" w:eastAsia="Verdana" w:hAnsi="Verdana"/>
+        </w:rPr>
+        <w:t xml:space="preserve"> H2-</w:t>
+      </w:r>
+      <w:r>
+        <w:rPr>
+          <w:b/>
+          <w:bCs/>
+          <w:sz w:val="16"/>
+          <w:szCs w:val="16"/>
+          <w:rFonts w:ascii="Verdana" w:cs="Verdana" w:eastAsia="Verdana" w:hAnsi="Verdana"/>
+        </w:rPr>
+        <w:t xml:space="preserve">190</w:t>
       </w:r>
       <w:r>
         <w:rPr>
@@ -886,85 +886,6 @@
     </w:p>
     <w:p>
       <w:pPr>
-        <w:spacing w:before="120" w:after="0" w:line="240"/>
-        <w:ind w:left="284"/>
-        <w:jc w:val="both"/>
-      </w:pPr>
-      <w:r>
-        <w:rPr>
-          <w:b/>
-          <w:bCs/>
-          <w:color w:val="3366CC"/>
-          <w:sz w:val="16"/>
-          <w:szCs w:val="16"/>
-          <w:rFonts w:ascii="Verdana" w:cs="Verdana" w:eastAsia="Verdana" w:hAnsi="Verdana"/>
-        </w:rPr>
-        <w:t xml:space="preserve">Opcja 1:</w:t>
-      </w:r>
-    </w:p>
-    <w:p>
-      <w:pPr>
-        <w:spacing w:after="0" w:line="240"/>
-        <w:ind w:left="284"/>
-        <w:jc w:val="both"/>
-      </w:pPr>
-      <w:r>
-        <w:rPr>
-          <w:i/>
-          <w:iCs/>
-          <w:sz w:val="16"/>
-          <w:szCs w:val="16"/>
-          <w:rFonts w:ascii="Verdana" w:cs="Verdana" w:eastAsia="Verdana" w:hAnsi="Verdana"/>
-        </w:rPr>
-        <w:t xml:space="preserve">Obciążenie platformy:</w:t>
-      </w:r>
-      <w:r>
-        <w:rPr>
-          <w:sz w:val="16"/>
-          <w:szCs w:val="16"/>
-          <w:rFonts w:ascii="Verdana" w:cs="Verdana" w:eastAsia="Verdana" w:hAnsi="Verdana"/>
-        </w:rPr>
-        <w:t xml:space="preserve"> </w:t>
-      </w:r>
-      <w:r>
-        <w:rPr>
-          <w:b/>
-          <w:bCs/>
-          <w:sz w:val="16"/>
-          <w:szCs w:val="16"/>
-          <w:rFonts w:ascii="Verdana" w:cs="Verdana" w:eastAsia="Verdana" w:hAnsi="Verdana"/>
-        </w:rPr>
-        <w:t xml:space="preserve">2500</w:t>
-      </w:r>
-      <w:r>
-        <w:rPr>
-          <w:sz w:val="16"/>
-          <w:szCs w:val="16"/>
-          <w:rFonts w:ascii="Verdana" w:cs="Verdana" w:eastAsia="Verdana" w:hAnsi="Verdana"/>
-        </w:rPr>
-        <w:t xml:space="preserve">kg/miejsce postojowe, </w:t>
-      </w:r>
-      <w:r>
-        <w:rPr>
-          <w:b/>
-          <w:bCs/>
-          <w:sz w:val="16"/>
-          <w:szCs w:val="16"/>
-          <w:rFonts w:ascii="Verdana" w:cs="Verdana" w:eastAsia="Verdana" w:hAnsi="Verdana"/>
-        </w:rPr>
-        <w:t xml:space="preserve">625</w:t>
-      </w:r>
-      <w:r>
-        <w:rPr>
-          <w:sz w:val="16"/>
-          <w:szCs w:val="16"/>
-          <w:rFonts w:ascii="Verdana" w:cs="Verdana" w:eastAsia="Verdana" w:hAnsi="Verdana"/>
-        </w:rPr>
-        <w:t xml:space="preserve">kg/koło.</w:t>
-      </w:r>
-    </w:p>
-    <w:p>
-      <w:pPr>
         <w:tabs>
           <w:tab w:val="left" w:pos="284"/>
           <w:tab w:val="right" w:pos="9638"/>
@@ -1044,39 +965,6 @@
           <w:rFonts w:ascii="Verdana" w:cs="Verdana" w:eastAsia="Verdana" w:hAnsi="Verdana"/>
         </w:rPr>
         <w:t xml:space="preserve">Warunki płatności:</w:t>
-      </w:r>
-      <w:r>
-        <w:tab/>
-      </w:r>
-      <w:r>
-        <w:rPr>
-          <w:b/>
-          <w:bCs/>
-          <w:color w:val="3366CC"/>
-          <w:sz w:val="16"/>
-          <w:szCs w:val="16"/>
-          <w:rFonts w:ascii="Verdana" w:cs="Verdana" w:eastAsia="Verdana" w:hAnsi="Verdana"/>
-        </w:rPr>
-        <w:t xml:space="preserve">Opcja 1:</w:t>
-      </w:r>
-      <w:r>
-        <w:rPr>
-          <w:sz w:val="16"/>
-          <w:szCs w:val="16"/>
-          <w:rFonts w:ascii="Verdana" w:cs="Verdana" w:eastAsia="Verdana" w:hAnsi="Verdana"/>
-        </w:rPr>
-        <w:t xml:space="preserve"> </w:t>
-      </w:r>
-      <w:r>
-        <w:rPr>
-          <w:b/>
-          <w:bCs/>
-          <w:u w:val="single"/>
-          <w:sz w:val="16"/>
-          <w:szCs w:val="16"/>
-          <w:rFonts w:ascii="Verdana" w:cs="Verdana" w:eastAsia="Verdana" w:hAnsi="Verdana"/>
-        </w:rPr>
-        <w:t xml:space="preserve">38.600,00 zł</w:t>
       </w:r>
     </w:p>
     <w:p>

--- a/kalkulator-nk38/przyklady/Oferta_ul_Sloneczna_3_Wroclaw_NK37.docx
+++ b/kalkulator-nk38/przyklady/Oferta_ul_Sloneczna_3_Wroclaw_NK37.docx
@@ -297,6 +297,7 @@
     </w:p>
     <w:p>
       <w:pPr>
+        <w:keepNext/>
         <w:tabs>
           <w:tab w:val="left" w:pos="284"/>
         </w:tabs>
@@ -1054,6 +1055,7 @@
     </w:p>
     <w:p>
       <w:pPr>
+        <w:keepNext/>
         <w:tabs>
           <w:tab w:val="left" w:pos="284"/>
         </w:tabs>
@@ -1116,6 +1118,7 @@
     </w:p>
     <w:p>
       <w:pPr>
+        <w:keepNext/>
         <w:tabs>
           <w:tab w:val="left" w:pos="284"/>
         </w:tabs>
@@ -1187,6 +1190,7 @@
     </w:p>
     <w:p>
       <w:pPr>
+        <w:keepNext/>
         <w:tabs>
           <w:tab w:val="left" w:pos="284"/>
         </w:tabs>
@@ -1419,6 +1423,7 @@
     </w:p>
     <w:p>
       <w:pPr>
+        <w:keepNext/>
         <w:tabs>
           <w:tab w:val="left" w:pos="284"/>
         </w:tabs>

--- a/kalkulator-nk38/przyklady/Oferta_ul_Sloneczna_3_Wroclaw_NK37.docx
+++ b/kalkulator-nk38/przyklady/Oferta_ul_Sloneczna_3_Wroclaw_NK37.docx
@@ -280,7 +280,7 @@
           <w:szCs w:val="16"/>
           <w:rFonts w:ascii="Verdana" w:cs="Verdana" w:eastAsia="Verdana" w:hAnsi="Verdana"/>
         </w:rPr>
-        <w:t xml:space="preserve">w związku z otrzymanym zapytaniem przedstawiamy naszą ofertę na dostawę i montaż 12 platform służących do niezależnego parkowania 40 pojazdów w garażu inwestycji ul. Słoneczna 3, Wrocław.</w:t>
+        <w:t xml:space="preserve">w związku z otrzymanym zapytaniem przedstawiamy naszą ofertę na dostawę i montaż 12 platform służących do niezależnego parkowania 40 pojazdów w garażu inwestycji przy ul. Słonecznej 3 we Wrocławiu.</w:t>
       </w:r>
     </w:p>
     <w:p>
